--- a/curriculum-graph/data/exports/Section4_3_Course_Descriptions.docx
+++ b/curriculum-graph/data/exports/Section4_3_Course_Descriptions.docx
@@ -34101,7 +34101,7 @@
                 <w:b w:val="0"/>
                 <w:sz w:val="32"/>
               </w:rPr>
-              <w:t>Supervised professional practice in an approved workplace for at least sixteen weeks; analysis of an authentic problem, stakeholders, requirements, and acceptance criteria; application and integration of engineering, AI, data, software, sensing, or control-system knowledge; planning and execution of data collection, experimentation, testing, analysis, and interpretation within the work scope; multidisciplinary teamwork as a leader or member; management of work, risk, quality, and change; compliance with professional ethics, law, confidentiality and intellectual property, AI governance, cybersecurity, standards, and workplace safety; assessment of economic, social, or environmental value and impacts as appropriate; self-directed learning and application of new technologies or standards; preparation of reports, presentations, user acceptance tests, manuals, and handover evidence for the workplace and university</w:t>
+              <w:t>Supervised professional practice in an approved workplace for at least sixteen weeks; analysis of the assigned problem, requirements, and acceptance criteria; application and integration of engineering and AI knowledge; data collection, experimentation, and interpretation of results; collaboration in a multidisciplinary team; management of work and risk; compliance with professional ethics and governance; preparation of the cooperative-education report</w:t>
             </w:r>
           </w:p>
         </w:tc>
